--- a/node/packages/mcp-server/tests/fixtures/gap1_minimal_repro.docx
+++ b/node/packages/mcp-server/tests/fixtures/gap1_minimal_repro.docx
@@ -7,36 +7,25 @@
         <w:pStyle w:val="Heading1"/>
       </w:pPr>
       <w:r>
-        <w:t>Active Heading</w:t>
+        <w:t>Real Heading One</w:t>
       </w:r>
     </w:p>
-    <w:tbl>
-      <w:tblPr>
-        <w:tblW w:type="auto" w:w="0"/>
-        <w:tblLook w:firstColumn="1" w:firstRow="1" w:lastColumn="0" w:lastRow="0" w:noHBand="0" w:noVBand="1" w:val="04A0"/>
-      </w:tblPr>
-      <w:tblGrid>
-        <w:gridCol w:w="8640"/>
-      </w:tblGrid>
-      <w:tr>
-        <w:trPr>
-          <w:del w:id="100" w:author="Test Negotiator" w:date="2026-01-22T12:06:55Z"/>
-        </w:trPr>
-        <w:tc>
-          <w:tcPr>
-            <w:tcW w:type="dxa" w:w="8640"/>
-          </w:tcPr>
-          <w:p>
-            <w:pPr>
-              <w:pStyle w:val="Heading1"/>
-            </w:pPr>
-            <w:r>
-              <w:t>Deleted Heading</w:t>
-            </w:r>
-          </w:p>
-        </w:tc>
-      </w:tr>
-    </w:tbl>
+    <w:p>
+      <w:pPr>
+        <w:pStyle w:val="Subtitle"/>
+      </w:pPr>
+      <w:r>
+        <w:t>Preliminary Notes</w:t>
+      </w:r>
+    </w:p>
+    <w:p>
+      <w:pPr>
+        <w:pStyle w:val="Heading1"/>
+      </w:pPr>
+      <w:r>
+        <w:t>Real Heading Two</w:t>
+      </w:r>
+    </w:p>
     <w:sectPr>
       <w:pgSz w:w="12240" w:h="15840"/>
       <w:pgMar w:top="1440" w:right="1800" w:bottom="1440" w:left="1800" w:header="720" w:footer="720" w:gutter="0"/>
@@ -794,6 +783,7 @@
       <w:numPr>
         <w:ilvl w:val="1"/>
       </w:numPr>
+      <w:outlineLvl w:val="1"/>
     </w:pPr>
     <w:rPr>
       <w:rFonts w:asciiTheme="majorHAnsi" w:eastAsiaTheme="majorEastAsia" w:hAnsiTheme="majorHAnsi" w:cstheme="majorBidi"/>
